--- a/docs/instrukcja-dla-osob-testujacych.docx
+++ b/docs/instrukcja-dla-osob-testujacych.docx
@@ -634,7 +634,7 @@
                 <w:b/>
                 <w:bCs/>
               </w:rPr>
-              <w:t xml:space="preserve">Przeczytaj tekst</w:t>
+              <w:t xml:space="preserve">Przeczytaj tekst — obcy od razu po polsku</w:t>
             </w:r>
           </w:p>
           <w:p>
@@ -647,7 +647,7 @@
                 <w:sz w:val="19"/>
                 <w:szCs w:val="19"/>
               </w:rPr>
-              <w:t xml:space="preserve">Odczytuje napisy, na które patrzysz — etykietę, ulotkę, tabliczkę. Trzymaj głowę nieruchomo przez chwilę.</w:t>
+              <w:t xml:space="preserve">Odczytuje napisy, na które patrzysz — etykietę, ulotkę, tabliczkę, menu. Jeśli tekst jest w obcym języku, słyszysz od razu polskie tłumaczenie, bez oryginału. Trzymaj głowę nieruchomo przez chwilę.</w:t>
             </w:r>
           </w:p>
         </w:tc>
@@ -726,6 +726,49 @@
       </w:pPr>
       <w:r>
         <w:t xml:space="preserve"/>
+      </w:r>
+    </w:p>
+    <w:p>
+      <w:pPr>
+        <w:shd w:fill="F2F3F1" w:color="auto" w:val="clear"/>
+        <w:spacing w:after="60" w:before="200" w:line="276"/>
+        <w:ind w:left="170" w:right="170"/>
+      </w:pPr>
+      <w:r>
+        <w:rPr>
+          <w:b/>
+          <w:bCs/>
+          <w:color w:val="00719F"/>
+        </w:rPr>
+        <w:t xml:space="preserve">Przytrzymanie działa jak szybki tłumacz</w:t>
+      </w:r>
+    </w:p>
+    <w:p>
+      <w:pPr>
+        <w:shd w:fill="F2F3F1" w:color="auto" w:val="clear"/>
+        <w:spacing w:after="80" w:before="0" w:line="276"/>
+        <w:ind w:left="170" w:right="170"/>
+      </w:pPr>
+      <w:r>
+        <w:rPr>
+          <w:i w:val="false"/>
+          <w:iCs w:val="false"/>
+        </w:rPr>
+        <w:t xml:space="preserve">Wyceluj w obcojęzyczne menu, tabliczkę albo opakowanie i przytrzymaj przycisk — usłyszysz polski tekst, a nie przekręcone obce słowa. Nazwy własne (ulic, miejsc, firm) zostają w oryginale, bo przetłumaczonej nazwy ulicy nie znajdziesz na tabliczce ani nie zapytasz o nią przechodnia.</w:t>
+      </w:r>
+    </w:p>
+    <w:p>
+      <w:pPr>
+        <w:shd w:fill="F2F3F1" w:color="auto" w:val="clear"/>
+        <w:spacing w:after="220" w:before="0" w:line="276"/>
+        <w:ind w:left="170" w:right="170"/>
+      </w:pPr>
+      <w:r>
+        <w:rPr>
+          <w:i w:val="false"/>
+          <w:iCs w:val="false"/>
+        </w:rPr>
+        <w:t xml:space="preserve">Polski tekst jest po prostu czytany, bez zmian. Jeśli w ustawieniach zmienisz język odpowiedzi, tłumaczenie pójdzie na ten język zamiast na polski.</w:t>
       </w:r>
     </w:p>
     <w:p>

--- a/docs/instrukcja-dla-osob-testujacych.docx
+++ b/docs/instrukcja-dla-osob-testujacych.docx
@@ -634,7 +634,7 @@
                 <w:b/>
                 <w:bCs/>
               </w:rPr>
-              <w:t xml:space="preserve">Przeczytaj tekst — obcy od razu po polsku</w:t>
+              <w:t xml:space="preserve">Co tu jest napisane — obce od razu po polsku</w:t>
             </w:r>
           </w:p>
           <w:p>
@@ -647,7 +647,7 @@
                 <w:sz w:val="19"/>
                 <w:szCs w:val="19"/>
               </w:rPr>
-              <w:t xml:space="preserve">Odczytuje napisy, na które patrzysz — etykietę, ulotkę, tabliczkę, menu. Jeśli tekst jest w obcym języku, słyszysz od razu polskie tłumaczenie, bez oryginału. Trzymaj głowę nieruchomo przez chwilę.</w:t>
+              <w:t xml:space="preserve">Mówi, co jest napisane na tym, na co patrzysz: opakowaniu, tabliczce, etykiecie, szyldzie. Obcy język słyszysz od razu po polsku, bez oryginału. Odpowiedź jest krótka — jedno, dwa zdania.</w:t>
             </w:r>
           </w:p>
         </w:tc>
@@ -754,7 +754,67 @@
           <w:i w:val="false"/>
           <w:iCs w:val="false"/>
         </w:rPr>
-        <w:t xml:space="preserve">Wyceluj w obcojęzyczne menu, tabliczkę albo opakowanie i przytrzymaj przycisk — usłyszysz polski tekst, a nie przekręcone obce słowa. Nazwy własne (ulic, miejsc, firm) zostają w oryginale, bo przetłumaczonej nazwy ulicy nie znajdziesz na tabliczce ani nie zapytasz o nią przechodnia.</w:t>
+        <w:t xml:space="preserve">To jest funkcja na zakupy i na spacer po obcym mieście. Wyceluj w opakowanie produktu, tabliczkę informacyjną albo szyld i przytrzymaj przycisk — usłyszysz po polsku, co to jest, zamiast przekręconych obcych słów.</w:t>
+      </w:r>
+    </w:p>
+    <w:p>
+      <w:pPr>
+        <w:shd w:fill="F2F3F1" w:color="auto" w:val="clear"/>
+        <w:spacing w:after="80" w:before="0" w:line="276"/>
+        <w:ind w:left="170" w:right="170"/>
+      </w:pPr>
+      <w:r>
+        <w:rPr>
+          <w:b/>
+          <w:bCs/>
+          <w:i w:val="false"/>
+          <w:iCs w:val="false"/>
+        </w:rPr>
+        <w:t xml:space="preserve">Gdy w kadrze jest wiele napisów</w:t>
+      </w:r>
+      <w:r>
+        <w:rPr>
+          <w:i w:val="false"/>
+          <w:iCs w:val="false"/>
+        </w:rPr>
+        <w:t xml:space="preserve"> — półka w sklepie, ściana z ogłoszeniami — przeczyta tylko ten najważniejszy: największy, na środku, ten, na który wyraźnie celujesz. Nie będzie wyliczał całej półki.</w:t>
+      </w:r>
+    </w:p>
+    <w:p>
+      <w:pPr>
+        <w:shd w:fill="F2F3F1" w:color="auto" w:val="clear"/>
+        <w:spacing w:after="80" w:before="0" w:line="276"/>
+        <w:ind w:left="170" w:right="170"/>
+      </w:pPr>
+      <w:r>
+        <w:rPr>
+          <w:b/>
+          <w:bCs/>
+          <w:i w:val="false"/>
+          <w:iCs w:val="false"/>
+        </w:rPr>
+        <w:t xml:space="preserve">Nazwy marek zostają w oryginale</w:t>
+      </w:r>
+      <w:r>
+        <w:rPr>
+          <w:i w:val="false"/>
+          <w:iCs w:val="false"/>
+        </w:rPr>
+        <w:t xml:space="preserve">, bo przetłumaczony „Ariel” to dalej „Ariel”. Ale to, co przy marce napisano, zostaje przetłumaczone — i to zwykle jest cała informacja: węgierskie „mosópor” obok tej nazwy znaczy proszek do prania. Cenę i gramaturę usłyszysz, jeśli stoją przy tym napisie.</w:t>
+      </w:r>
+    </w:p>
+    <w:p>
+      <w:pPr>
+        <w:shd w:fill="F2F3F1" w:color="auto" w:val="clear"/>
+        <w:spacing w:after="80" w:before="0" w:line="276"/>
+        <w:ind w:left="170" w:right="170"/>
+      </w:pPr>
+      <w:r>
+        <w:rPr>
+          <w:i w:val="false"/>
+          <w:iCs w:val="false"/>
+        </w:rPr>
+        <w:t xml:space="preserve">Polski tekst jest po prostu czytany, bez zmian. Jeśli w ustawieniach zmienisz język odpowiedzi, tłumaczenie pójdzie na ten język zamiast na polski.</w:t>
       </w:r>
     </w:p>
     <w:p>
@@ -768,7 +828,7 @@
           <w:i w:val="false"/>
           <w:iCs w:val="false"/>
         </w:rPr>
-        <w:t xml:space="preserve">Polski tekst jest po prostu czytany, bez zmian. Jeśli w ustawieniach zmienisz język odpowiedzi, tłumaczenie pójdzie na ten język zamiast na polski.</w:t>
+        <w:t xml:space="preserve">Na dłuższy tekst — stronę ulotki, całe menu — ten gest nie jest przeznaczony. Do tego włącz tryb czytania („Czytaj tekst na głos”, sekcja 06) albo po prostu zapytaj głosem.</w:t>
       </w:r>
     </w:p>
     <w:p>

--- a/docs/instrukcja-dla-osob-testujacych.docx
+++ b/docs/instrukcja-dla-osob-testujacych.docx
@@ -1368,6 +1368,239 @@
           <w:szCs w:val="19"/>
         </w:rPr>
         <w:t xml:space="preserve">„Pokaż na mapie najbliższą aptekę”</w:t>
+      </w:r>
+    </w:p>
+    <w:p>
+      <w:pPr>
+        <w:spacing w:after="20" w:before="240" w:line="276"/>
+      </w:pPr>
+      <w:r>
+        <w:rPr>
+          <w:b/>
+          <w:bCs/>
+          <w:sz w:val="23"/>
+          <w:szCs w:val="23"/>
+        </w:rPr>
+        <w:t xml:space="preserve">Zakupy</w:t>
+      </w:r>
+    </w:p>
+    <w:p>
+      <w:pPr>
+        <w:spacing w:after="60" w:before="0" w:line="276"/>
+      </w:pPr>
+      <w:r>
+        <w:rPr>
+          <w:color w:val="5B615F"/>
+          <w:sz w:val="20"/>
+          <w:szCs w:val="20"/>
+        </w:rPr>
+        <w:t xml:space="preserve">Wyceluj w kod kreskowy na opakowaniu i przytrzymaj przycisk. Aplikacja poda nazwę, gramaturę, alergeny i wartości odżywcze z otwartej bazy produktów — także dla produktów zagranicznych, po polsku.</w:t>
+      </w:r>
+    </w:p>
+    <w:p>
+      <w:pPr>
+        <w:pBdr>
+          <w:left w:val="single" w:color="00A0E3" w:sz="12" w:space="6"/>
+        </w:pBdr>
+        <w:shd w:fill="F2F3F1" w:color="auto" w:val="clear"/>
+        <w:spacing w:after="0" w:before="40" w:line="264"/>
+        <w:ind w:left="170" w:right="170"/>
+      </w:pPr>
+      <w:r>
+        <w:rPr>
+          <w:rFonts w:ascii="Consolas" w:cs="Consolas" w:eastAsia="Consolas" w:hAnsi="Consolas"/>
+          <w:color w:val="2B2A29"/>
+          <w:sz w:val="19"/>
+          <w:szCs w:val="19"/>
+        </w:rPr>
+        <w:t xml:space="preserve">„Co to za produkt?”</w:t>
+      </w:r>
+    </w:p>
+    <w:p>
+      <w:pPr>
+        <w:pBdr>
+          <w:left w:val="single" w:color="00A0E3" w:sz="12" w:space="6"/>
+        </w:pBdr>
+        <w:shd w:fill="F2F3F1" w:color="auto" w:val="clear"/>
+        <w:spacing w:after="0" w:before="0" w:line="264"/>
+        <w:ind w:left="170" w:right="170"/>
+      </w:pPr>
+      <w:r>
+        <w:rPr>
+          <w:rFonts w:ascii="Consolas" w:cs="Consolas" w:eastAsia="Consolas" w:hAnsi="Consolas"/>
+          <w:color w:val="2B2A29"/>
+          <w:sz w:val="19"/>
+          <w:szCs w:val="19"/>
+        </w:rPr>
+        <w:t xml:space="preserve">„Zeskanuj kod”</w:t>
+      </w:r>
+    </w:p>
+    <w:p>
+      <w:pPr>
+        <w:pBdr>
+          <w:left w:val="single" w:color="00A0E3" w:sz="12" w:space="6"/>
+        </w:pBdr>
+        <w:shd w:fill="F2F3F1" w:color="auto" w:val="clear"/>
+        <w:spacing w:after="140" w:before="0" w:line="264"/>
+        <w:ind w:left="170" w:right="170"/>
+      </w:pPr>
+      <w:r>
+        <w:rPr>
+          <w:rFonts w:ascii="Consolas" w:cs="Consolas" w:eastAsia="Consolas" w:hAnsi="Consolas"/>
+          <w:color w:val="2B2A29"/>
+          <w:sz w:val="19"/>
+          <w:szCs w:val="19"/>
+        </w:rPr>
+        <w:t xml:space="preserve">„Ile to ma kalorii?”</w:t>
+      </w:r>
+    </w:p>
+    <w:p>
+      <w:pPr>
+        <w:spacing w:after="20" w:before="240" w:line="276"/>
+      </w:pPr>
+      <w:r>
+        <w:rPr>
+          <w:b/>
+          <w:bCs/>
+          <w:sz w:val="23"/>
+          <w:szCs w:val="23"/>
+        </w:rPr>
+        <w:t xml:space="preserve">Gdzie zaparkowałem</w:t>
+      </w:r>
+    </w:p>
+    <w:p>
+      <w:pPr>
+        <w:spacing w:after="60" w:before="0" w:line="276"/>
+      </w:pPr>
+      <w:r>
+        <w:rPr>
+          <w:color w:val="5B615F"/>
+          <w:sz w:val="20"/>
+          <w:szCs w:val="20"/>
+        </w:rPr>
+        <w:t xml:space="preserve">Powiedz to, wychodząc z samochodu — zajmuje sekundę. Przy powrocie usłyszysz odległość i kierunek, a nie adres, bo na parkingu adres nie pomaga.</w:t>
+      </w:r>
+    </w:p>
+    <w:p>
+      <w:pPr>
+        <w:pBdr>
+          <w:left w:val="single" w:color="00A0E3" w:sz="12" w:space="6"/>
+        </w:pBdr>
+        <w:shd w:fill="F2F3F1" w:color="auto" w:val="clear"/>
+        <w:spacing w:after="0" w:before="40" w:line="264"/>
+        <w:ind w:left="170" w:right="170"/>
+      </w:pPr>
+      <w:r>
+        <w:rPr>
+          <w:rFonts w:ascii="Consolas" w:cs="Consolas" w:eastAsia="Consolas" w:hAnsi="Consolas"/>
+          <w:color w:val="2B2A29"/>
+          <w:sz w:val="19"/>
+          <w:szCs w:val="19"/>
+        </w:rPr>
+        <w:t xml:space="preserve">„Zapamiętaj, gdzie zaparkowałem”</w:t>
+      </w:r>
+    </w:p>
+    <w:p>
+      <w:pPr>
+        <w:pBdr>
+          <w:left w:val="single" w:color="00A0E3" w:sz="12" w:space="6"/>
+        </w:pBdr>
+        <w:shd w:fill="F2F3F1" w:color="auto" w:val="clear"/>
+        <w:spacing w:after="0" w:before="0" w:line="264"/>
+        <w:ind w:left="170" w:right="170"/>
+      </w:pPr>
+      <w:r>
+        <w:rPr>
+          <w:rFonts w:ascii="Consolas" w:cs="Consolas" w:eastAsia="Consolas" w:hAnsi="Consolas"/>
+          <w:color w:val="2B2A29"/>
+          <w:sz w:val="19"/>
+          <w:szCs w:val="19"/>
+        </w:rPr>
+        <w:t xml:space="preserve">„Zapamiętaj to miejsce”</w:t>
+      </w:r>
+    </w:p>
+    <w:p>
+      <w:pPr>
+        <w:pBdr>
+          <w:left w:val="single" w:color="00A0E3" w:sz="12" w:space="6"/>
+        </w:pBdr>
+        <w:shd w:fill="F2F3F1" w:color="auto" w:val="clear"/>
+        <w:spacing w:after="140" w:before="0" w:line="264"/>
+        <w:ind w:left="170" w:right="170"/>
+      </w:pPr>
+      <w:r>
+        <w:rPr>
+          <w:rFonts w:ascii="Consolas" w:cs="Consolas" w:eastAsia="Consolas" w:hAnsi="Consolas"/>
+          <w:color w:val="2B2A29"/>
+          <w:sz w:val="19"/>
+          <w:szCs w:val="19"/>
+        </w:rPr>
+        <w:t xml:space="preserve">„Gdzie zaparkowałem?”</w:t>
+      </w:r>
+    </w:p>
+    <w:p>
+      <w:pPr>
+        <w:spacing w:after="20" w:before="240" w:line="276"/>
+      </w:pPr>
+      <w:r>
+        <w:rPr>
+          <w:b/>
+          <w:bCs/>
+          <w:sz w:val="23"/>
+          <w:szCs w:val="23"/>
+        </w:rPr>
+        <w:t xml:space="preserve">WhatsApp</w:t>
+      </w:r>
+    </w:p>
+    <w:p>
+      <w:pPr>
+        <w:spacing w:after="60" w:before="0" w:line="276"/>
+      </w:pPr>
+      <w:r>
+        <w:rPr>
+          <w:color w:val="5B615F"/>
+          <w:sz w:val="20"/>
+          <w:szCs w:val="20"/>
+        </w:rPr>
+        <w:t xml:space="preserve">Otwiera rozmowę z gotową wiadomością. WYSŁANIE zatwierdzasz sam jednym dotknięciem — WhatsApp nie pozwala obcej aplikacji wysyłać wiadomości w Twoim imieniu.</w:t>
+      </w:r>
+    </w:p>
+    <w:p>
+      <w:pPr>
+        <w:pBdr>
+          <w:left w:val="single" w:color="00A0E3" w:sz="12" w:space="6"/>
+        </w:pBdr>
+        <w:shd w:fill="F2F3F1" w:color="auto" w:val="clear"/>
+        <w:spacing w:after="0" w:before="40" w:line="264"/>
+        <w:ind w:left="170" w:right="170"/>
+      </w:pPr>
+      <w:r>
+        <w:rPr>
+          <w:rFonts w:ascii="Consolas" w:cs="Consolas" w:eastAsia="Consolas" w:hAnsi="Consolas"/>
+          <w:color w:val="2B2A29"/>
+          <w:sz w:val="19"/>
+          <w:szCs w:val="19"/>
+        </w:rPr>
+        <w:t xml:space="preserve">„Napisz na WhatsAppie do Ani, że się spóźnię”</w:t>
+      </w:r>
+    </w:p>
+    <w:p>
+      <w:pPr>
+        <w:pBdr>
+          <w:left w:val="single" w:color="00A0E3" w:sz="12" w:space="6"/>
+        </w:pBdr>
+        <w:shd w:fill="F2F3F1" w:color="auto" w:val="clear"/>
+        <w:spacing w:after="140" w:before="0" w:line="264"/>
+        <w:ind w:left="170" w:right="170"/>
+      </w:pPr>
+      <w:r>
+        <w:rPr>
+          <w:rFonts w:ascii="Consolas" w:cs="Consolas" w:eastAsia="Consolas" w:hAnsi="Consolas"/>
+          <w:color w:val="2B2A29"/>
+          <w:sz w:val="19"/>
+          <w:szCs w:val="19"/>
+        </w:rPr>
+        <w:t xml:space="preserve">„Wyślij WhatsAppem do Tomka, że już jadę”</w:t>
       </w:r>
     </w:p>
     <w:p>
@@ -2436,6 +2669,50 @@
                 <w:b/>
                 <w:bCs/>
               </w:rPr>
+              <w:t xml:space="preserve">Nie widzę w galerii usuwania ani udostępniania</w:t>
+            </w:r>
+          </w:p>
+        </w:tc>
+        <w:tc>
+          <w:tcPr>
+            <w:tcW w:type="dxa" w:w="5976"/>
+            <w:tcMar>
+              <w:top w:type="dxa" w:w="90"/>
+              <w:left w:type="dxa" w:w="130"/>
+              <w:bottom w:type="dxa" w:w="90"/>
+              <w:right w:type="dxa" w:w="130"/>
+            </w:tcMar>
+          </w:tcPr>
+          <w:p>
+            <w:pPr>
+              <w:spacing w:after="0" w:line="264"/>
+            </w:pPr>
+            <w:r>
+              <w:t xml:space="preserve">Przytrzymaj zdjęcie — wtedy wchodzi tryb zaznaczania i pojawiają się przyciski. Aplikacja pisze to teraz nad siatką.</w:t>
+            </w:r>
+          </w:p>
+        </w:tc>
+      </w:tr>
+      <w:tr>
+        <w:tc>
+          <w:tcPr>
+            <w:tcW w:type="dxa" w:w="3662"/>
+            <w:tcMar>
+              <w:top w:type="dxa" w:w="90"/>
+              <w:left w:type="dxa" w:w="130"/>
+              <w:bottom w:type="dxa" w:w="90"/>
+              <w:right w:type="dxa" w:w="130"/>
+            </w:tcMar>
+          </w:tcPr>
+          <w:p>
+            <w:pPr>
+              <w:spacing w:after="0" w:line="264"/>
+            </w:pPr>
+            <w:r>
+              <w:rPr>
+                <w:b/>
+                <w:bCs/>
+              </w:rPr>
               <w:t xml:space="preserve">Galeria nie pokazuje zdjęć z okularów</w:t>
             </w:r>
           </w:p>

--- a/docs/instrukcja-dla-osob-testujacych.docx
+++ b/docs/instrukcja-dla-osob-testujacych.docx
@@ -2204,7 +2204,7 @@
           <w:sz w:val="20"/>
           <w:szCs w:val="20"/>
         </w:rPr>
-        <w:t xml:space="preserve">Czyta napisy w pętli. Rozpoznaje litery sam telefon, więc ten tryb nic nie kosztuje.</w:t>
+        <w:t xml:space="preserve">Czyta napis, na który patrzysz — zaczyna od największego, potem resztę. Czyta RAZ i czeka: po kolejne czytanie naciśnij przycisk na oprawce. Litery rozpoznaje sam telefon, więc ten tryb nic nie kosztuje.</w:t>
       </w:r>
     </w:p>
     <w:p>

--- a/docs/instrukcja-dla-osob-testujacych.docx
+++ b/docs/instrukcja-dla-osob-testujacych.docx
@@ -432,7 +432,23 @@
           <w:i w:val="false"/>
           <w:iCs w:val="false"/>
         </w:rPr>
-        <w:t xml:space="preserve">To jest najważniejsza strona tej instrukcji. Cztery gesty, wszystkie na jednym przycisku — kliknięcia trzeba wykonać szybko po sobie, bo okulary liczą je w oknie pół sekundy.</w:t>
+        <w:t xml:space="preserve">To jest najważniejsza strona tej instrukcji. Cztery gesty na jednym przycisku — kliknięcia trzeba wykonać szybko po sobie, bo okulary liczą je w oknie pół sekundy. </w:t>
+      </w:r>
+      <w:r>
+        <w:rPr>
+          <w:b/>
+          <w:bCs/>
+          <w:i w:val="false"/>
+          <w:iCs w:val="false"/>
+        </w:rPr>
+        <w:t xml:space="preserve">Dwa pierwsze działają pewnie. Trzeci i czwarty na naszym egzemplarzu bywają gubione</w:t>
+      </w:r>
+      <w:r>
+        <w:rPr>
+          <w:i w:val="false"/>
+          <w:iCs w:val="false"/>
+        </w:rPr>
+        <w:t xml:space="preserve"> — dlatego każdy z nich ma też komendę głosową, która nie zależy od przycisku.</w:t>
       </w:r>
     </w:p>
     <w:tbl>
@@ -580,7 +596,7 @@
                 <w:sz w:val="19"/>
                 <w:szCs w:val="19"/>
               </w:rPr>
-              <w:t xml:space="preserve">Robi zdjęcie i mówi, co widzi. Nie musisz nic mówić.</w:t>
+              <w:t xml:space="preserve">Robi zdjęcie i mówi, co widzi. Nie musisz nic mówić. Głosem: „rozejrzyj się” albo „opisz otoczenie”.</w:t>
             </w:r>
           </w:p>
         </w:tc>
@@ -611,7 +627,7 @@
                 <w:sz w:val="18"/>
                 <w:szCs w:val="18"/>
               </w:rPr>
-              <w:t xml:space="preserve">przytrzymaj</w:t>
+              <w:t xml:space="preserve">3 × klik lub „przetłumacz to”</w:t>
             </w:r>
           </w:p>
         </w:tc>
@@ -678,7 +694,7 @@
                 <w:sz w:val="18"/>
                 <w:szCs w:val="18"/>
               </w:rPr>
-              <w:t xml:space="preserve">3 × klik</w:t>
+              <w:t xml:space="preserve">4 × klik lub „nowy temat”</w:t>
             </w:r>
           </w:p>
         </w:tc>
@@ -730,109 +746,6 @@
     </w:p>
     <w:p>
       <w:pPr>
-        <w:shd w:fill="F2F3F1" w:color="auto" w:val="clear"/>
-        <w:spacing w:after="60" w:before="200" w:line="276"/>
-        <w:ind w:left="170" w:right="170"/>
-      </w:pPr>
-      <w:r>
-        <w:rPr>
-          <w:b/>
-          <w:bCs/>
-          <w:color w:val="00719F"/>
-        </w:rPr>
-        <w:t xml:space="preserve">Przytrzymanie działa jak szybki tłumacz</w:t>
-      </w:r>
-    </w:p>
-    <w:p>
-      <w:pPr>
-        <w:shd w:fill="F2F3F1" w:color="auto" w:val="clear"/>
-        <w:spacing w:after="80" w:before="0" w:line="276"/>
-        <w:ind w:left="170" w:right="170"/>
-      </w:pPr>
-      <w:r>
-        <w:rPr>
-          <w:i w:val="false"/>
-          <w:iCs w:val="false"/>
-        </w:rPr>
-        <w:t xml:space="preserve">To jest funkcja na zakupy i na spacer po obcym mieście. Wyceluj w opakowanie produktu, tabliczkę informacyjną albo szyld i przytrzymaj przycisk — usłyszysz po polsku, co to jest, zamiast przekręconych obcych słów.</w:t>
-      </w:r>
-    </w:p>
-    <w:p>
-      <w:pPr>
-        <w:shd w:fill="F2F3F1" w:color="auto" w:val="clear"/>
-        <w:spacing w:after="80" w:before="0" w:line="276"/>
-        <w:ind w:left="170" w:right="170"/>
-      </w:pPr>
-      <w:r>
-        <w:rPr>
-          <w:b/>
-          <w:bCs/>
-          <w:i w:val="false"/>
-          <w:iCs w:val="false"/>
-        </w:rPr>
-        <w:t xml:space="preserve">Gdy w kadrze jest wiele napisów</w:t>
-      </w:r>
-      <w:r>
-        <w:rPr>
-          <w:i w:val="false"/>
-          <w:iCs w:val="false"/>
-        </w:rPr>
-        <w:t xml:space="preserve"> — półka w sklepie, ściana z ogłoszeniami — przeczyta tylko ten najważniejszy: największy, na środku, ten, na który wyraźnie celujesz. Nie będzie wyliczał całej półki.</w:t>
-      </w:r>
-    </w:p>
-    <w:p>
-      <w:pPr>
-        <w:shd w:fill="F2F3F1" w:color="auto" w:val="clear"/>
-        <w:spacing w:after="80" w:before="0" w:line="276"/>
-        <w:ind w:left="170" w:right="170"/>
-      </w:pPr>
-      <w:r>
-        <w:rPr>
-          <w:b/>
-          <w:bCs/>
-          <w:i w:val="false"/>
-          <w:iCs w:val="false"/>
-        </w:rPr>
-        <w:t xml:space="preserve">Nazwy marek zostają w oryginale</w:t>
-      </w:r>
-      <w:r>
-        <w:rPr>
-          <w:i w:val="false"/>
-          <w:iCs w:val="false"/>
-        </w:rPr>
-        <w:t xml:space="preserve">, bo przetłumaczony „Ariel” to dalej „Ariel”. Ale to, co przy marce napisano, zostaje przetłumaczone — i to zwykle jest cała informacja: węgierskie „mosópor” obok tej nazwy znaczy proszek do prania. Cenę i gramaturę usłyszysz, jeśli stoją przy tym napisie.</w:t>
-      </w:r>
-    </w:p>
-    <w:p>
-      <w:pPr>
-        <w:shd w:fill="F2F3F1" w:color="auto" w:val="clear"/>
-        <w:spacing w:after="80" w:before="0" w:line="276"/>
-        <w:ind w:left="170" w:right="170"/>
-      </w:pPr>
-      <w:r>
-        <w:rPr>
-          <w:i w:val="false"/>
-          <w:iCs w:val="false"/>
-        </w:rPr>
-        <w:t xml:space="preserve">Polski tekst jest po prostu czytany, bez zmian. Jeśli w ustawieniach zmienisz język odpowiedzi, tłumaczenie pójdzie na ten język zamiast na polski.</w:t>
-      </w:r>
-    </w:p>
-    <w:p>
-      <w:pPr>
-        <w:shd w:fill="F2F3F1" w:color="auto" w:val="clear"/>
-        <w:spacing w:after="220" w:before="0" w:line="276"/>
-        <w:ind w:left="170" w:right="170"/>
-      </w:pPr>
-      <w:r>
-        <w:rPr>
-          <w:i w:val="false"/>
-          <w:iCs w:val="false"/>
-        </w:rPr>
-        <w:t xml:space="preserve">Na dłuższy tekst — stronę ulotki, całe menu — ten gest nie jest przeznaczony. Do tego włącz tryb czytania („Czytaj tekst na głos”, sekcja 06) albo po prostu zapytaj głosem.</w:t>
-      </w:r>
-    </w:p>
-    <w:p>
-      <w:pPr>
         <w:shd w:fill="FBF0DC" w:color="auto" w:val="clear"/>
         <w:spacing w:after="60" w:before="200" w:line="276"/>
         <w:ind w:left="170" w:right="170"/>
@@ -843,7 +756,37 @@
           <w:bCs/>
           <w:color w:val="8A5100"/>
         </w:rPr>
-        <w:t xml:space="preserve">Jeśli masz starszą wersję aplikacji</w:t>
+        <w:t xml:space="preserve">Przytrzymania NIE MA — i nigdy nie było</w:t>
+      </w:r>
+    </w:p>
+    <w:p>
+      <w:pPr>
+        <w:shd w:fill="FBF0DC" w:color="auto" w:val="clear"/>
+        <w:spacing w:after="80" w:before="0" w:line="276"/>
+        <w:ind w:left="170" w:right="170"/>
+      </w:pPr>
+      <w:r>
+        <w:rPr>
+          <w:i w:val="false"/>
+          <w:iCs w:val="false"/>
+        </w:rPr>
+        <w:t xml:space="preserve">Jeśli gdzieś przeczytasz, że coś włącza się przytrzymaniem przycisku, to nieprawda. Te okulary zgłaszają aplikacji </w:t>
+      </w:r>
+      <w:r>
+        <w:rPr>
+          <w:b/>
+          <w:bCs/>
+          <w:i w:val="false"/>
+          <w:iCs w:val="false"/>
+        </w:rPr>
+        <w:t xml:space="preserve">wyłącznie pojedyncze kliknięcia</w:t>
+      </w:r>
+      <w:r>
+        <w:rPr>
+          <w:i w:val="false"/>
+          <w:iCs w:val="false"/>
+        </w:rPr>
+        <w:t xml:space="preserve"> — sprawdzone w dzienniku, kilkadziesiąt wciśnięć, ani jednego przytrzymania. Gest, który nie istnieje, wygląda przy próbie dokładnie jak zepsuta aplikacja, więc warto to wiedzieć z góry.</w:t>
       </w:r>
     </w:p>
     <w:p>
@@ -857,7 +800,260 @@
           <w:i w:val="false"/>
           <w:iCs w:val="false"/>
         </w:rPr>
-        <w:t xml:space="preserve">Samouczek w niej podaje dwa ostatnie gesty odwrotnie (że przytrzymanie zaczyna nową rozmowę, a trzy kliknięcia czytają kod QR). Prawdziwa jest tabelka powyżej — błąd w samouczku został poprawiony.</w:t>
+        <w:t xml:space="preserve">Przytrzymanie przycisku przez kilka sekund </w:t>
+      </w:r>
+      <w:r>
+        <w:rPr>
+          <w:b/>
+          <w:bCs/>
+          <w:i w:val="false"/>
+          <w:iCs w:val="false"/>
+        </w:rPr>
+        <w:t xml:space="preserve">włącza i wyłącza same okulary</w:t>
+      </w:r>
+      <w:r>
+        <w:rPr>
+          <w:i w:val="false"/>
+          <w:iCs w:val="false"/>
+        </w:rPr>
+        <w:t xml:space="preserve"> — to robi ich firmware, nie aplikacja.</w:t>
+      </w:r>
+    </w:p>
+    <w:p>
+      <w:pPr>
+        <w:shd w:fill="F2F3F1" w:color="auto" w:val="clear"/>
+        <w:spacing w:after="60" w:before="200" w:line="276"/>
+        <w:ind w:left="170" w:right="170"/>
+      </w:pPr>
+      <w:r>
+        <w:rPr>
+          <w:b/>
+          <w:bCs/>
+          <w:color w:val="00719F"/>
+        </w:rPr>
+        <w:t xml:space="preserve">„Przetłumacz to” działa jak szybki tłumacz</w:t>
+      </w:r>
+    </w:p>
+    <w:p>
+      <w:pPr>
+        <w:shd w:fill="F2F3F1" w:color="auto" w:val="clear"/>
+        <w:spacing w:after="80" w:before="0" w:line="276"/>
+        <w:ind w:left="170" w:right="170"/>
+      </w:pPr>
+      <w:r>
+        <w:rPr>
+          <w:i w:val="false"/>
+          <w:iCs w:val="false"/>
+        </w:rPr>
+        <w:t xml:space="preserve">To jest funkcja na zakupy i na spacer po obcym mieście. Wyceluj w opakowanie produktu, tabliczkę informacyjną albo szyld i powiedz </w:t>
+      </w:r>
+      <w:r>
+        <w:rPr>
+          <w:b/>
+          <w:bCs/>
+          <w:i w:val="false"/>
+          <w:iCs w:val="false"/>
+        </w:rPr>
+        <w:t xml:space="preserve">„przetłumacz to”</w:t>
+      </w:r>
+      <w:r>
+        <w:rPr>
+          <w:i w:val="false"/>
+          <w:iCs w:val="false"/>
+        </w:rPr>
+        <w:t xml:space="preserve"> (albo kliknij trzy razy) — usłyszysz po polsku, co to jest, zamiast przekręconych obcych słów.</w:t>
+      </w:r>
+    </w:p>
+    <w:p>
+      <w:pPr>
+        <w:shd w:fill="F2F3F1" w:color="auto" w:val="clear"/>
+        <w:spacing w:after="80" w:before="0" w:line="276"/>
+        <w:ind w:left="170" w:right="170"/>
+      </w:pPr>
+      <w:r>
+        <w:rPr>
+          <w:i w:val="false"/>
+          <w:iCs w:val="false"/>
+        </w:rPr>
+        <w:t xml:space="preserve">Działają też: „przetłumacz ten napis”, „przetłumacz tę tabliczkę”, „przeczytaj i przetłumacz”.</w:t>
+      </w:r>
+    </w:p>
+    <w:p>
+      <w:pPr>
+        <w:shd w:fill="F2F3F1" w:color="auto" w:val="clear"/>
+        <w:spacing w:after="80" w:before="0" w:line="276"/>
+        <w:ind w:left="170" w:right="170"/>
+      </w:pPr>
+      <w:r>
+        <w:rPr>
+          <w:b/>
+          <w:bCs/>
+          <w:i w:val="false"/>
+          <w:iCs w:val="false"/>
+        </w:rPr>
+        <w:t xml:space="preserve">Gdy w kadrze jest wiele napisów</w:t>
+      </w:r>
+      <w:r>
+        <w:rPr>
+          <w:i w:val="false"/>
+          <w:iCs w:val="false"/>
+        </w:rPr>
+        <w:t xml:space="preserve"> — półka w sklepie, ściana z ogłoszeniami — przeczyta tylko ten najważniejszy: największy, na środku, ten, na który wyraźnie celujesz. Nie będzie wyliczał całej półki.</w:t>
+      </w:r>
+    </w:p>
+    <w:p>
+      <w:pPr>
+        <w:shd w:fill="F2F3F1" w:color="auto" w:val="clear"/>
+        <w:spacing w:after="80" w:before="0" w:line="276"/>
+        <w:ind w:left="170" w:right="170"/>
+      </w:pPr>
+      <w:r>
+        <w:rPr>
+          <w:b/>
+          <w:bCs/>
+          <w:i w:val="false"/>
+          <w:iCs w:val="false"/>
+        </w:rPr>
+        <w:t xml:space="preserve">Nazwy marek zostają w oryginale</w:t>
+      </w:r>
+      <w:r>
+        <w:rPr>
+          <w:i w:val="false"/>
+          <w:iCs w:val="false"/>
+        </w:rPr>
+        <w:t xml:space="preserve">, bo przetłumaczony „Ariel” to dalej „Ariel”. Ale to, co przy marce napisano, zostaje przetłumaczone — i to zwykle jest cała informacja: węgierskie „mosópor” obok tej nazwy znaczy proszek do prania. Cenę i gramaturę usłyszysz, jeśli stoją przy tym napisie.</w:t>
+      </w:r>
+    </w:p>
+    <w:p>
+      <w:pPr>
+        <w:shd w:fill="F2F3F1" w:color="auto" w:val="clear"/>
+        <w:spacing w:after="80" w:before="0" w:line="276"/>
+        <w:ind w:left="170" w:right="170"/>
+      </w:pPr>
+      <w:r>
+        <w:rPr>
+          <w:i w:val="false"/>
+          <w:iCs w:val="false"/>
+        </w:rPr>
+        <w:t xml:space="preserve">Polski tekst jest po prostu czytany, bez zmian. Jeśli w ustawieniach zmienisz język odpowiedzi, tłumaczenie pójdzie na ten język zamiast na polski.</w:t>
+      </w:r>
+    </w:p>
+    <w:p>
+      <w:pPr>
+        <w:shd w:fill="F2F3F1" w:color="auto" w:val="clear"/>
+        <w:spacing w:after="220" w:before="0" w:line="276"/>
+        <w:ind w:left="170" w:right="170"/>
+      </w:pPr>
+      <w:r>
+        <w:rPr>
+          <w:i w:val="false"/>
+          <w:iCs w:val="false"/>
+        </w:rPr>
+        <w:t xml:space="preserve">Na dłuższy tekst — stronę ulotki, całe menu — to nie jest przeznaczone. Do tego włącz tryb czytania („Czytaj tekst na głos”, sekcja 06) albo po prostu zapytaj głosem.</w:t>
+      </w:r>
+    </w:p>
+    <w:p>
+      <w:pPr>
+        <w:shd w:fill="FBF0DC" w:color="auto" w:val="clear"/>
+        <w:spacing w:after="60" w:before="200" w:line="276"/>
+        <w:ind w:left="170" w:right="170"/>
+      </w:pPr>
+      <w:r>
+        <w:rPr>
+          <w:b/>
+          <w:bCs/>
+          <w:color w:val="8A5100"/>
+        </w:rPr>
+        <w:t xml:space="preserve">Gdy okulary przestaną reagować</w:t>
+      </w:r>
+    </w:p>
+    <w:p>
+      <w:pPr>
+        <w:shd w:fill="FBF0DC" w:color="auto" w:val="clear"/>
+        <w:spacing w:after="80" w:before="0" w:line="276"/>
+        <w:ind w:left="170" w:right="170"/>
+      </w:pPr>
+      <w:r>
+        <w:rPr>
+          <w:i w:val="false"/>
+          <w:iCs w:val="false"/>
+        </w:rPr>
+        <w:t xml:space="preserve">Usłyszysz z </w:t>
+      </w:r>
+      <w:r>
+        <w:rPr>
+          <w:b/>
+          <w:bCs/>
+          <w:i w:val="false"/>
+          <w:iCs w:val="false"/>
+        </w:rPr>
+        <w:t xml:space="preserve">telefonu</w:t>
+      </w:r>
+      <w:r>
+        <w:rPr>
+          <w:i w:val="false"/>
+          <w:iCs w:val="false"/>
+        </w:rPr>
+        <w:t xml:space="preserve"> (nie z okularów, bo tych właśnie nie ma): „Okulary się rozłączyły. Próbuję połączyć ponownie”. Nie musisz nic robić — aplikacja szuka ich dalej, gęsto przez pierwszą minutę, potem rzadziej. Gdy wrócą, powie „Okulary znów połączone”.</w:t>
+      </w:r>
+    </w:p>
+    <w:p>
+      <w:pPr>
+        <w:shd w:fill="FBF0DC" w:color="auto" w:val="clear"/>
+        <w:spacing w:after="220" w:before="0" w:line="276"/>
+        <w:ind w:left="170" w:right="170"/>
+      </w:pPr>
+      <w:r>
+        <w:rPr>
+          <w:i w:val="false"/>
+          <w:iCs w:val="false"/>
+        </w:rPr>
+        <w:t xml:space="preserve">Jeśli okulary przestają reagować, a </w:t>
+      </w:r>
+      <w:r>
+        <w:rPr>
+          <w:b/>
+          <w:bCs/>
+          <w:i w:val="false"/>
+          <w:iCs w:val="false"/>
+        </w:rPr>
+        <w:t xml:space="preserve">tego komunikatu nie ma</w:t>
+      </w:r>
+      <w:r>
+        <w:rPr>
+          <w:i w:val="false"/>
+          <w:iCs w:val="false"/>
+        </w:rPr>
+        <w:t xml:space="preserve"> — to coś innego i warto o tym napisać, bo znaczy, że łącze stoi, a mimo to nic nie dochodzi.</w:t>
+      </w:r>
+    </w:p>
+    <w:p>
+      <w:pPr>
+        <w:shd w:fill="FBF0DC" w:color="auto" w:val="clear"/>
+        <w:spacing w:after="60" w:before="200" w:line="276"/>
+        <w:ind w:left="170" w:right="170"/>
+      </w:pPr>
+      <w:r>
+        <w:rPr>
+          <w:b/>
+          <w:bCs/>
+          <w:color w:val="8A5100"/>
+        </w:rPr>
+        <w:t xml:space="preserve">Naładuj okulary przed testem</w:t>
+      </w:r>
+    </w:p>
+    <w:p>
+      <w:pPr>
+        <w:shd w:fill="FBF0DC" w:color="auto" w:val="clear"/>
+        <w:spacing w:after="220" w:before="0" w:line="276"/>
+        <w:ind w:left="170" w:right="170"/>
+      </w:pPr>
+      <w:r>
+        <w:rPr>
+          <w:i w:val="false"/>
+          <w:iCs w:val="false"/>
+        </w:rPr>
+        <w:t xml:space="preserve">Poniżej circa 20% baterii sprzęt zaczyna ograniczać moc: zdjęcia nie dochodzą, transfer się rwie, wszystko zwalnia. Wygląda to jak usterka aplikacji, a jest zwykłym rozładowaniem. Przy testowaniu warto zerknąć na poziom baterii w panelu okularów.</w:t>
       </w:r>
     </w:p>
     <w:p>
@@ -1394,7 +1590,7 @@
           <w:sz w:val="20"/>
           <w:szCs w:val="20"/>
         </w:rPr>
-        <w:t xml:space="preserve">Wyceluj w kod kreskowy na opakowaniu i przytrzymaj przycisk. Aplikacja poda nazwę, gramaturę, alergeny i wartości odżywcze z otwartej bazy produktów — także dla produktów zagranicznych, po polsku.</w:t>
+        <w:t xml:space="preserve">Wyceluj w kod kreskowy na opakowaniu i powiedz „zeskanuj kod” albo „co to za produkt”. Aplikacja poda nazwę, gramaturę, alergeny i wartości odżywcze z otwartej bazy produktów — także dla produktów zagranicznych, po polsku.</w:t>
       </w:r>
     </w:p>
     <w:p>

--- a/docs/instrukcja-dla-osob-testujacych.docx
+++ b/docs/instrukcja-dla-osob-testujacych.docx
@@ -950,6 +950,187 @@
           <w:iCs w:val="false"/>
         </w:rPr>
         <w:t xml:space="preserve">Na dłuższy tekst — stronę ulotki, całe menu — to nie jest przeznaczone. Do tego włącz tryb czytania („Czytaj tekst na głos”, sekcja 06) albo po prostu zapytaj głosem.</w:t>
+      </w:r>
+    </w:p>
+    <w:p>
+      <w:pPr>
+        <w:shd w:fill="F2F3F1" w:color="auto" w:val="clear"/>
+        <w:spacing w:after="60" w:before="200" w:line="276"/>
+        <w:ind w:left="170" w:right="170"/>
+      </w:pPr>
+      <w:r>
+        <w:rPr>
+          <w:b/>
+          <w:bCs/>
+          <w:color w:val="00719F"/>
+        </w:rPr>
+        <w:t xml:space="preserve">Tłumaczenie ze słuchu — tryb ciągły</w:t>
+      </w:r>
+    </w:p>
+    <w:p>
+      <w:pPr>
+        <w:shd w:fill="F2F3F1" w:color="auto" w:val="clear"/>
+        <w:spacing w:after="80" w:before="0" w:line="276"/>
+        <w:ind w:left="170" w:right="170"/>
+      </w:pPr>
+      <w:r>
+        <w:rPr>
+          <w:i w:val="false"/>
+          <w:iCs w:val="false"/>
+        </w:rPr>
+        <w:t xml:space="preserve">To co innego niż „przetłumacz to”. Tamto tłumaczy </w:t>
+      </w:r>
+      <w:r>
+        <w:rPr>
+          <w:b/>
+          <w:bCs/>
+          <w:i w:val="false"/>
+          <w:iCs w:val="false"/>
+        </w:rPr>
+        <w:t xml:space="preserve">napis</w:t>
+      </w:r>
+      <w:r>
+        <w:rPr>
+          <w:i w:val="false"/>
+          <w:iCs w:val="false"/>
+        </w:rPr>
+        <w:t xml:space="preserve">, na który patrzysz, i kończy się jedną odpowiedzią. To tłumaczy </w:t>
+      </w:r>
+      <w:r>
+        <w:rPr>
+          <w:b/>
+          <w:bCs/>
+          <w:i w:val="false"/>
+          <w:iCs w:val="false"/>
+        </w:rPr>
+        <w:t xml:space="preserve">rozmowę, której słuchasz</w:t>
+      </w:r>
+      <w:r>
+        <w:rPr>
+          <w:i w:val="false"/>
+          <w:iCs w:val="false"/>
+        </w:rPr>
+        <w:t xml:space="preserve"> — i nie kończy się, dopóki go nie wyłączysz.</w:t>
+      </w:r>
+    </w:p>
+    <w:p>
+      <w:pPr>
+        <w:shd w:fill="F2F3F1" w:color="auto" w:val="clear"/>
+        <w:spacing w:after="80" w:before="0" w:line="276"/>
+        <w:ind w:left="170" w:right="170"/>
+      </w:pPr>
+      <w:r>
+        <w:rPr>
+          <w:i w:val="false"/>
+          <w:iCs w:val="false"/>
+        </w:rPr>
+        <w:t xml:space="preserve">Włączasz mówiąc </w:t>
+      </w:r>
+      <w:r>
+        <w:rPr>
+          <w:b/>
+          <w:bCs/>
+          <w:i w:val="false"/>
+          <w:iCs w:val="false"/>
+        </w:rPr>
+        <w:t xml:space="preserve">„tłumaczenie na żywo”</w:t>
+      </w:r>
+      <w:r>
+        <w:rPr>
+          <w:i w:val="false"/>
+          <w:iCs w:val="false"/>
+        </w:rPr>
+        <w:t xml:space="preserve"> (działa też „włącz tłumacza ze słuchu”, „tłumacz mi na bieżąco”). Od tej chwili wszystko, co słychać wokół okularów, wraca Ci do ucha po polsku, zdanie po zdaniu.</w:t>
+      </w:r>
+    </w:p>
+    <w:p>
+      <w:pPr>
+        <w:shd w:fill="F2F3F1" w:color="auto" w:val="clear"/>
+        <w:spacing w:after="80" w:before="0" w:line="276"/>
+        <w:ind w:left="170" w:right="170"/>
+      </w:pPr>
+      <w:r>
+        <w:rPr>
+          <w:i w:val="false"/>
+          <w:iCs w:val="false"/>
+        </w:rPr>
+        <w:t xml:space="preserve">Wyłączasz mówiąc </w:t>
+      </w:r>
+      <w:r>
+        <w:rPr>
+          <w:b/>
+          <w:bCs/>
+          <w:i w:val="false"/>
+          <w:iCs w:val="false"/>
+        </w:rPr>
+        <w:t xml:space="preserve">„koniec tłumaczenia”</w:t>
+      </w:r>
+      <w:r>
+        <w:rPr>
+          <w:i w:val="false"/>
+          <w:iCs w:val="false"/>
+        </w:rPr>
+        <w:t xml:space="preserve"> (albo „przestań tłumaczyć”, „wyłącz tłumacza”). Musisz powiedzieć samo to zdanie — słowo „koniec” w środku innego zdania trybu nie wyłączy, bo w tym trybie z założenia słychać cudzą mowę.</w:t>
+      </w:r>
+    </w:p>
+    <w:p>
+      <w:pPr>
+        <w:shd w:fill="F2F3F1" w:color="auto" w:val="clear"/>
+        <w:spacing w:after="80" w:before="0" w:line="276"/>
+        <w:ind w:left="170" w:right="170"/>
+      </w:pPr>
+      <w:r>
+        <w:rPr>
+          <w:b/>
+          <w:bCs/>
+          <w:i w:val="false"/>
+          <w:iCs w:val="false"/>
+        </w:rPr>
+        <w:t xml:space="preserve">Języki ustawiasz raz</w:t>
+      </w:r>
+      <w:r>
+        <w:rPr>
+          <w:i w:val="false"/>
+          <w:iCs w:val="false"/>
+        </w:rPr>
+        <w:t xml:space="preserve">, w Ustawieniach, sekcja „Tłumaczenie ze słuchu”: osobno „słucham w języku” i osobno „mówię do ucha w języku”. Domyślnie jest angielski na polski. Przy pierwszej parze języków telefon dociąga pakiet tłumaczenia (circa 30 MB) — potem działa bez internetu.</w:t>
+      </w:r>
+    </w:p>
+    <w:p>
+      <w:pPr>
+        <w:shd w:fill="F2F3F1" w:color="auto" w:val="clear"/>
+        <w:spacing w:after="80" w:before="0" w:line="276"/>
+        <w:ind w:left="170" w:right="170"/>
+      </w:pPr>
+      <w:r>
+        <w:rPr>
+          <w:b/>
+          <w:bCs/>
+          <w:i w:val="false"/>
+          <w:iCs w:val="false"/>
+        </w:rPr>
+        <w:t xml:space="preserve">Czego się spodziewać:</w:t>
+      </w:r>
+      <w:r>
+        <w:rPr>
+          <w:i w:val="false"/>
+          <w:iCs w:val="false"/>
+        </w:rPr>
+        <w:t xml:space="preserve"> tłumaczenie idzie po kawałku, po każdym skończonym zdaniu, a nie słowo w słowo na żywo. Gdy przez dłuższą chwilę nic nie słychać, tryb sam się wyłącza i mówi o tym — trzyma mikrofon, więc zostawiony włączony w kieszeni zjadałby baterię.</w:t>
+      </w:r>
+    </w:p>
+    <w:p>
+      <w:pPr>
+        <w:shd w:fill="F2F3F1" w:color="auto" w:val="clear"/>
+        <w:spacing w:after="220" w:before="0" w:line="276"/>
+        <w:ind w:left="170" w:right="170"/>
+      </w:pPr>
+      <w:r>
+        <w:rPr>
+          <w:i w:val="false"/>
+          <w:iCs w:val="false"/>
+        </w:rPr>
+        <w:t xml:space="preserve">Tryb nie pyta AI i nie zużywa tokenów.</w:t>
       </w:r>
     </w:p>
     <w:p>

--- a/docs/instrukcja-dla-osob-testujacych.docx
+++ b/docs/instrukcja-dla-osob-testujacych.docx
@@ -271,7 +271,7 @@
           <w:b/>
           <w:bCs/>
         </w:rPr>
-        <w:t xml:space="preserve">Wybierz model AI i wklej klucz</w:t>
+        <w:t xml:space="preserve">Wybierz dostawcę AI i wklej SWÓJ klucz</w:t>
       </w:r>
     </w:p>
     <w:p>
@@ -285,7 +285,7 @@
           <w:sz w:val="20"/>
           <w:szCs w:val="20"/>
         </w:rPr>
-        <w:t xml:space="preserve">Klucz dostajesz od właściciela. Bez niego asystent nie odpowie na nic — to jedyny krok, którego nie da się pominąć.</w:t>
+        <w:t xml:space="preserve">Klucz zakładasz na swoje konto — aplikacja pokaże, gdzie i jak, i otworzy właściwą stronę przyciskiem. Bez klucza asystent nie odpowie na nic; to jedyny krok, którego nie da się pominąć. Szczegóły w ramce niżej.</w:t>
       </w:r>
     </w:p>
     <w:p>
@@ -390,6 +390,157 @@
       </w:pPr>
       <w:r>
         <w:t xml:space="preserve"/>
+      </w:r>
+    </w:p>
+    <w:p>
+      <w:pPr>
+        <w:shd w:fill="F2F3F1" w:color="auto" w:val="clear"/>
+        <w:spacing w:after="60" w:before="200" w:line="276"/>
+        <w:ind w:left="170" w:right="170"/>
+      </w:pPr>
+      <w:r>
+        <w:rPr>
+          <w:b/>
+          <w:bCs/>
+          <w:color w:val="00719F"/>
+        </w:rPr>
+        <w:t xml:space="preserve">Klucze API — które są potrzebne i ile kosztują</w:t>
+      </w:r>
+    </w:p>
+    <w:p>
+      <w:pPr>
+        <w:shd w:fill="F2F3F1" w:color="auto" w:val="clear"/>
+        <w:spacing w:after="80" w:before="0" w:line="276"/>
+        <w:ind w:left="170" w:right="170"/>
+      </w:pPr>
+      <w:r>
+        <w:rPr>
+          <w:b/>
+          <w:bCs/>
+          <w:i w:val="false"/>
+          <w:iCs w:val="false"/>
+        </w:rPr>
+        <w:t xml:space="preserve">Wymagany jest jeden: klucz do modelu AI.</w:t>
+      </w:r>
+      <w:r>
+        <w:rPr>
+          <w:i w:val="false"/>
+          <w:iCs w:val="false"/>
+        </w:rPr>
+        <w:t xml:space="preserve"> Zakładasz go na swoje konto, aplikacja zapisuje go zaszyfrowany tylko na Twoim telefonie i nigdzie go nie wysyła. Ekran z kluczem ma zablokowane zrzuty ekranu i podgląd w menu zadań.</w:t>
+      </w:r>
+    </w:p>
+    <w:p>
+      <w:pPr>
+        <w:shd w:fill="F2F3F1" w:color="auto" w:val="clear"/>
+        <w:spacing w:after="80" w:before="0" w:line="276"/>
+        <w:ind w:left="170" w:right="170"/>
+      </w:pPr>
+      <w:r>
+        <w:rPr>
+          <w:i w:val="false"/>
+          <w:iCs w:val="false"/>
+        </w:rPr>
+        <w:t xml:space="preserve">Do wyboru jest kilku dostawców i </w:t>
+      </w:r>
+      <w:r>
+        <w:rPr>
+          <w:b/>
+          <w:bCs/>
+          <w:i w:val="false"/>
+          <w:iCs w:val="false"/>
+        </w:rPr>
+        <w:t xml:space="preserve">różnią się ceną</w:t>
+      </w:r>
+      <w:r>
+        <w:rPr>
+          <w:i w:val="false"/>
+          <w:iCs w:val="false"/>
+        </w:rPr>
+        <w:t xml:space="preserve"> — aplikacja pokazuje stawkę przy każdym z nich, zanim wybierzesz. </w:t>
+      </w:r>
+      <w:r>
+        <w:rPr>
+          <w:b/>
+          <w:bCs/>
+          <w:i w:val="false"/>
+          <w:iCs w:val="false"/>
+        </w:rPr>
+        <w:t xml:space="preserve">Google Gemini</w:t>
+      </w:r>
+      <w:r>
+        <w:rPr>
+          <w:i w:val="false"/>
+          <w:iCs w:val="false"/>
+        </w:rPr>
+        <w:t xml:space="preserve"> ma darmowy próg i jest domyślny; jeśli nie masz powodu wybrać inaczej, weź jego. Reszta (OpenAI, Claude, MiniMax, DeepSeek) jest płatna od pierwszej tury, a DeepSeek jest z nich najtańszy.</w:t>
+      </w:r>
+    </w:p>
+    <w:p>
+      <w:pPr>
+        <w:shd w:fill="F2F3F1" w:color="auto" w:val="clear"/>
+        <w:spacing w:after="80" w:before="0" w:line="276"/>
+        <w:ind w:left="170" w:right="170"/>
+      </w:pPr>
+      <w:r>
+        <w:rPr>
+          <w:i w:val="false"/>
+          <w:iCs w:val="false"/>
+        </w:rPr>
+        <w:t xml:space="preserve">Jest też </w:t>
+      </w:r>
+      <w:r>
+        <w:rPr>
+          <w:b/>
+          <w:bCs/>
+          <w:i w:val="false"/>
+          <w:iCs w:val="false"/>
+        </w:rPr>
+        <w:t xml:space="preserve">model lokalny</w:t>
+      </w:r>
+      <w:r>
+        <w:rPr>
+          <w:i w:val="false"/>
+          <w:iCs w:val="false"/>
+        </w:rPr>
+        <w:t xml:space="preserve">, offline i darmowy — po jednorazowym pobraniu circa 560 MB. Odpowiada wyraźnie gorzej i wolniej, ale działa bez internetu i bez żadnego klucza.</w:t>
+      </w:r>
+    </w:p>
+    <w:p>
+      <w:pPr>
+        <w:shd w:fill="F2F3F1" w:color="auto" w:val="clear"/>
+        <w:spacing w:after="80" w:before="0" w:line="276"/>
+        <w:ind w:left="170" w:right="170"/>
+      </w:pPr>
+      <w:r>
+        <w:rPr>
+          <w:b/>
+          <w:bCs/>
+          <w:i w:val="false"/>
+          <w:iCs w:val="false"/>
+        </w:rPr>
+        <w:t xml:space="preserve">Dwa klucze są opcjonalne</w:t>
+      </w:r>
+      <w:r>
+        <w:rPr>
+          <w:i w:val="false"/>
+          <w:iCs w:val="false"/>
+        </w:rPr>
+        <w:t xml:space="preserve"> i można je pominąć: OpenWeatherMap (ostrzeżenia pogodowe — nowy klucz aktywuje się do dwóch godzin) oraz Picovoice (słowo wybudzenia wypowiadane do telefonu). Bez nich wszystko inne działa normalnie, a okulary i tak mają własną frazę „Hey Lens”, która Picovoice nie wymaga.</w:t>
+      </w:r>
+    </w:p>
+    <w:p>
+      <w:pPr>
+        <w:shd w:fill="F2F3F1" w:color="auto" w:val="clear"/>
+        <w:spacing w:after="220" w:before="0" w:line="276"/>
+        <w:ind w:left="170" w:right="170"/>
+      </w:pPr>
+      <w:r>
+        <w:rPr>
+          <w:i w:val="false"/>
+          <w:iCs w:val="false"/>
+        </w:rPr>
+        <w:t xml:space="preserve">Zużycie widać w aplikacji — jest licznik dzienny i tempo na minutę. Warto na niego zerknąć po pierwszym dniu, żeby wiedzieć, czego się spodziewać po rachunku.</w:t>
       </w:r>
     </w:p>
     <w:p>

--- a/docs/instrukcja-dla-osob-testujacych.docx
+++ b/docs/instrukcja-dla-osob-testujacych.docx
@@ -1042,7 +1042,7 @@
           <w:i w:val="false"/>
           <w:iCs w:val="false"/>
         </w:rPr>
-        <w:t xml:space="preserve">Gdy w kadrze jest wiele napisów</w:t>
+        <w:t xml:space="preserve">Gdy w kadrze jest wiele ODDZIELNYCH napisów</w:t>
       </w:r>
       <w:r>
         <w:rPr>
@@ -1065,6 +1065,29 @@
           <w:i w:val="false"/>
           <w:iCs w:val="false"/>
         </w:rPr>
+        <w:t xml:space="preserve">Gdy w kadrze jest jeden dłuższy tekst</w:t>
+      </w:r>
+      <w:r>
+        <w:rPr>
+          <w:i w:val="false"/>
+          <w:iCs w:val="false"/>
+        </w:rPr>
+        <w:t xml:space="preserve"> — ulotka, menu, akapit instrukcji — przeczyta go w całości, bez streszczania. Wcześniej ucinał go do jednego zdania i to był błąd. Celuj tak, żeby w kadrze był sam ten tekst.</w:t>
+      </w:r>
+    </w:p>
+    <w:p>
+      <w:pPr>
+        <w:shd w:fill="F2F3F1" w:color="auto" w:val="clear"/>
+        <w:spacing w:after="80" w:before="0" w:line="276"/>
+        <w:ind w:left="170" w:right="170"/>
+      </w:pPr>
+      <w:r>
+        <w:rPr>
+          <w:b/>
+          <w:bCs/>
+          <w:i w:val="false"/>
+          <w:iCs w:val="false"/>
+        </w:rPr>
         <w:t xml:space="preserve">Nazwy marek zostają w oryginale</w:t>
       </w:r>
       <w:r>
@@ -1100,7 +1123,7 @@
           <w:i w:val="false"/>
           <w:iCs w:val="false"/>
         </w:rPr>
-        <w:t xml:space="preserve">Na dłuższy tekst — stronę ulotki, całe menu — to nie jest przeznaczone. Do tego włącz tryb czytania („Czytaj tekst na głos”, sekcja 06) albo po prostu zapytaj głosem.</w:t>
+        <w:t xml:space="preserve">Na bardzo długi tekst — kilka stron — dalej lepszy jest tryb czytania („Czytaj tekst na głos”, sekcja 06): litery rozpoznaje sam telefon, więc nic nie kosztuje. Gdyby tekst nie zmieścił się w całości, usłyszysz na końcu, że to był początek.</w:t>
       </w:r>
     </w:p>
     <w:p>
@@ -1244,7 +1267,23 @@
           <w:i w:val="false"/>
           <w:iCs w:val="false"/>
         </w:rPr>
-        <w:t xml:space="preserve">, w Ustawieniach, sekcja „Tłumaczenie ze słuchu”: osobno „słucham w języku” i osobno „mówię do ucha w języku”. Domyślnie jest angielski na polski. Przy pierwszej parze języków telefon dociąga pakiet tłumaczenia (circa 30 MB) — potem działa bez internetu.</w:t>
+        <w:t xml:space="preserve">, w Ustawieniach → grupa </w:t>
+      </w:r>
+      <w:r>
+        <w:rPr>
+          <w:b/>
+          <w:bCs/>
+          <w:i w:val="false"/>
+          <w:iCs w:val="false"/>
+        </w:rPr>
+        <w:t xml:space="preserve">„Tłumaczenie”</w:t>
+      </w:r>
+      <w:r>
+        <w:rPr>
+          <w:i w:val="false"/>
+          <w:iCs w:val="false"/>
+        </w:rPr>
+        <w:t xml:space="preserve"> → „Tłumaczenie ze słuchu”: osobno „słucham w języku” i osobno „mówię do ucha w języku”. Domyślnie jest angielski na polski. Przy pierwszej parze języków telefon dociąga pakiet tłumaczenia (circa 30 MB) — potem działa bez internetu.</w:t>
       </w:r>
     </w:p>
     <w:p>

--- a/docs/instrukcja-dla-osob-testujacych.docx
+++ b/docs/instrukcja-dla-osob-testujacych.docx
@@ -1225,26 +1225,33 @@
       </w:pPr>
       <w:r>
         <w:rPr>
-          <w:i w:val="false"/>
-          <w:iCs w:val="false"/>
-        </w:rPr>
-        <w:t xml:space="preserve">Wyłączasz mówiąc </w:t>
-      </w:r>
-      <w:r>
-        <w:rPr>
-          <w:b/>
-          <w:bCs/>
-          <w:i w:val="false"/>
-          <w:iCs w:val="false"/>
-        </w:rPr>
-        <w:t xml:space="preserve">„koniec tłumaczenia”</w:t>
-      </w:r>
-      <w:r>
-        <w:rPr>
-          <w:i w:val="false"/>
-          <w:iCs w:val="false"/>
-        </w:rPr>
-        <w:t xml:space="preserve"> (albo „przestań tłumaczyć”, „wyłącz tłumacza”). Musisz powiedzieć samo to zdanie — słowo „koniec” w środku innego zdania trybu nie wyłączy, bo w tym trybie z założenia słychać cudzą mowę.</w:t>
+          <w:b/>
+          <w:bCs/>
+          <w:i w:val="false"/>
+          <w:iCs w:val="false"/>
+        </w:rPr>
+        <w:t xml:space="preserve">Wyłączasz kliknięciem przycisku na oprawce</w:t>
+      </w:r>
+      <w:r>
+        <w:rPr>
+          <w:i w:val="false"/>
+          <w:iCs w:val="false"/>
+        </w:rPr>
+        <w:t xml:space="preserve"> — dowolnym, jednym albo kilkoma. To jest wyjście, które działa zawsze. Działa też przycisk „Przerwij” w aplikacji.</w:t>
+      </w:r>
+    </w:p>
+    <w:p>
+      <w:pPr>
+        <w:shd w:fill="F2F3F1" w:color="auto" w:val="clear"/>
+        <w:spacing w:after="80" w:before="0" w:line="276"/>
+        <w:ind w:left="170" w:right="170"/>
+      </w:pPr>
+      <w:r>
+        <w:rPr>
+          <w:i w:val="false"/>
+          <w:iCs w:val="false"/>
+        </w:rPr>
+        <w:t xml:space="preserve">Wyłączenie głosem („koniec tłumaczenia”) działa tylko wtedy, gdy słuchasz po polsku. Tryb nasłuchuje w języku, z którego tłumaczy — przy angielskim polskiego zdania po prostu nie zrozumie. Po angielsku zadziała „stop translating”.</w:t>
       </w:r>
     </w:p>
     <w:p>

--- a/docs/instrukcja-dla-osob-testujacych.docx
+++ b/docs/instrukcja-dla-osob-testujacych.docx
@@ -1290,7 +1290,23 @@
           <w:i w:val="false"/>
           <w:iCs w:val="false"/>
         </w:rPr>
-        <w:t xml:space="preserve"> → „Tłumaczenie ze słuchu”: osobno „słucham w języku” i osobno „mówię do ucha w języku”. Domyślnie jest angielski na polski. Przy pierwszej parze języków telefon dociąga pakiet tłumaczenia (circa 30 MB) — potem działa bez internetu.</w:t>
+        <w:t xml:space="preserve"> → „Tłumaczenie ze słuchu”: osobno „słucham w języku” i osobno „mówię do ucha w języku”. Domyślnie jest angielski na polski. Przy pierwszej parze języków telefon dociąga pakiet tłumaczenia (circa 30 MB) — samo tłumaczenie działa potem bez internetu. </w:t>
+      </w:r>
+      <w:r>
+        <w:rPr>
+          <w:b/>
+          <w:bCs/>
+          <w:i w:val="false"/>
+          <w:iCs w:val="false"/>
+        </w:rPr>
+        <w:t xml:space="preserve">Słuchanie</w:t>
+      </w:r>
+      <w:r>
+        <w:rPr>
+          <w:i w:val="false"/>
+          <w:iCs w:val="false"/>
+        </w:rPr>
+        <w:t xml:space="preserve"> w obcym języku zwykle potrzebuje internetu: rozpoznawanie mowy bez sieci ma własne pakiety, osobne od tych, które pobiera się w aplikacji Google czy w ustawieniach klawiatury, więc „mam angielski pobrany” nie zawsze znaczy, że ten silnik go ma. Aplikacja sama przechodzi wtedy na rozpoznawanie przez sieć.</w:t>
       </w:r>
     </w:p>
     <w:p>

--- a/docs/instrukcja-dla-osob-testujacych.docx
+++ b/docs/instrukcja-dla-osob-testujacych.docx
@@ -1348,6 +1348,155 @@
     </w:p>
     <w:p>
       <w:pPr>
+        <w:shd w:fill="F2F3F1" w:color="auto" w:val="clear"/>
+        <w:spacing w:after="60" w:before="200" w:line="276"/>
+        <w:ind w:left="170" w:right="170"/>
+      </w:pPr>
+      <w:r>
+        <w:rPr>
+          <w:b/>
+          <w:bCs/>
+          <w:color w:val="00719F"/>
+        </w:rPr>
+        <w:t xml:space="preserve">Panel tłumaczenia na ekranie</w:t>
+      </w:r>
+    </w:p>
+    <w:p>
+      <w:pPr>
+        <w:shd w:fill="F2F3F1" w:color="auto" w:val="clear"/>
+        <w:spacing w:after="80" w:before="0" w:line="276"/>
+        <w:ind w:left="170" w:right="170"/>
+      </w:pPr>
+      <w:r>
+        <w:rPr>
+          <w:i w:val="false"/>
+          <w:iCs w:val="false"/>
+        </w:rPr>
+        <w:t xml:space="preserve">Na ekranie głównym jest przycisk </w:t>
+      </w:r>
+      <w:r>
+        <w:rPr>
+          <w:b/>
+          <w:bCs/>
+          <w:i w:val="false"/>
+          <w:iCs w:val="false"/>
+        </w:rPr>
+        <w:t xml:space="preserve">„🌍 Tłumaczenie na żywo”</w:t>
+      </w:r>
+      <w:r>
+        <w:rPr>
+          <w:i w:val="false"/>
+          <w:iCs w:val="false"/>
+        </w:rPr>
+        <w:t xml:space="preserve"> (ten sam panel otwiera się z Ustawień → „Tłumaczenie”). U góry wybierasz języki — strzałki między nimi zamieniają je miejscami — a pod spodem są dwa pola: </w:t>
+      </w:r>
+      <w:r>
+        <w:rPr>
+          <w:b/>
+          <w:bCs/>
+          <w:i w:val="false"/>
+          <w:iCs w:val="false"/>
+        </w:rPr>
+        <w:t xml:space="preserve">„Słyszę”</w:t>
+      </w:r>
+      <w:r>
+        <w:rPr>
+          <w:i w:val="false"/>
+          <w:iCs w:val="false"/>
+        </w:rPr>
+        <w:t xml:space="preserve"> z tym, co pada, i </w:t>
+      </w:r>
+      <w:r>
+        <w:rPr>
+          <w:b/>
+          <w:bCs/>
+          <w:i w:val="false"/>
+          <w:iCs w:val="false"/>
+        </w:rPr>
+        <w:t xml:space="preserve">„Przekład”</w:t>
+      </w:r>
+      <w:r>
+        <w:rPr>
+          <w:i w:val="false"/>
+          <w:iCs w:val="false"/>
+        </w:rPr>
+        <w:t xml:space="preserve">. Duży przycisk na dole włącza i wyłącza tłumaczenie.</w:t>
+      </w:r>
+    </w:p>
+    <w:p>
+      <w:pPr>
+        <w:shd w:fill="F2F3F1" w:color="auto" w:val="clear"/>
+        <w:spacing w:after="80" w:before="0" w:line="276"/>
+        <w:ind w:left="170" w:right="170"/>
+      </w:pPr>
+      <w:r>
+        <w:rPr>
+          <w:i w:val="false"/>
+          <w:iCs w:val="false"/>
+        </w:rPr>
+        <w:t xml:space="preserve">Tekst </w:t>
+      </w:r>
+      <w:r>
+        <w:rPr>
+          <w:i/>
+          <w:iCs/>
+        </w:rPr>
+        <w:t xml:space="preserve">szary i pochylony</w:t>
+      </w:r>
+      <w:r>
+        <w:rPr>
+          <w:i w:val="false"/>
+          <w:iCs w:val="false"/>
+        </w:rPr>
+        <w:t xml:space="preserve"> to to, co rozpoznawanie jeszcze poprawia — za chwilę może się zmienić. Zwykły tekst jest już ustalony. Fragment, który akurat słyszysz w uchu, jest wyróżniony kolorem.</w:t>
+      </w:r>
+    </w:p>
+    <w:p>
+      <w:pPr>
+        <w:shd w:fill="F2F3F1" w:color="auto" w:val="clear"/>
+        <w:spacing w:after="80" w:before="0" w:line="276"/>
+        <w:ind w:left="170" w:right="170"/>
+      </w:pPr>
+      <w:r>
+        <w:rPr>
+          <w:i w:val="false"/>
+          <w:iCs w:val="false"/>
+        </w:rPr>
+        <w:t xml:space="preserve">Ikona głośnika przy przekładzie </w:t>
+      </w:r>
+      <w:r>
+        <w:rPr>
+          <w:b/>
+          <w:bCs/>
+          <w:i w:val="false"/>
+          <w:iCs w:val="false"/>
+        </w:rPr>
+        <w:t xml:space="preserve">wycisza czytanie na głos</w:t>
+      </w:r>
+      <w:r>
+        <w:rPr>
+          <w:i w:val="false"/>
+          <w:iCs w:val="false"/>
+        </w:rPr>
+        <w:t xml:space="preserve"> — przekład jest wtedy tylko na ekranie, a tryb słucha niemal bez przerw, bo nie czeka, aż syntezator skończy. Wygodne, gdy trzymasz telefon i czytasz. Ikony w górnym pasku kopiują, wysyłają (np. WhatsAppem) albo czyszczą cały zapis.</w:t>
+      </w:r>
+    </w:p>
+    <w:p>
+      <w:pPr>
+        <w:shd w:fill="F2F3F1" w:color="auto" w:val="clear"/>
+        <w:spacing w:after="220" w:before="0" w:line="276"/>
+        <w:ind w:left="170" w:right="170"/>
+      </w:pPr>
+      <w:r>
+        <w:rPr>
+          <w:i w:val="false"/>
+          <w:iCs w:val="false"/>
+        </w:rPr>
+        <w:t xml:space="preserve">Panel pokazuje ten sam tryb, który włącza się głosem i wyłącza przyciskiem na okularach — można więc zacząć głosem, a potem spojrzeć na ekran, i odwrotnie. Gdy tryb sam się wyłączy (np. „nic nie słyszę”), powód zostaje napisany na dole panelu.</w:t>
+      </w:r>
+    </w:p>
+    <w:p>
+      <w:pPr>
         <w:shd w:fill="FBF0DC" w:color="auto" w:val="clear"/>
         <w:spacing w:after="60" w:before="200" w:line="276"/>
         <w:ind w:left="170" w:right="170"/>
@@ -1518,7 +1667,23 @@
           <w:i w:val="false"/>
           <w:iCs w:val="false"/>
         </w:rPr>
-        <w:t xml:space="preserve"> — to własna fraza wybudzenia okularów i przy nich założonych będziesz używać właśnie jej. Rozumiane są też „OK Lens” i polskie „hej lens” czy „okej lens”, bo telefon zapisuje to raz tak, raz tak. Możesz powiedzieć samą frazę i poczekać, aż asystent zacznie słuchać, albo od razu całe zdanie — </w:t>
+        <w:t xml:space="preserve"> — to własna fraza wybudzenia okularów i przy nich założonych będziesz używać właśnie jej. Musi być włączona w Ustawieniach → </w:t>
+      </w:r>
+      <w:r>
+        <w:rPr>
+          <w:b/>
+          <w:bCs/>
+          <w:i w:val="false"/>
+          <w:iCs w:val="false"/>
+        </w:rPr>
+        <w:t xml:space="preserve">„Wybudzanie”</w:t>
+      </w:r>
+      <w:r>
+        <w:rPr>
+          <w:i w:val="false"/>
+          <w:iCs w:val="false"/>
+        </w:rPr>
+        <w:t xml:space="preserve"> → „🕶️ Wybudzenie z okularów” (przy połączonych okularach); gdy przełącznik jest wyłączony, pod nim widać czerwone ostrzeżenie, a okulary na frazę nie reagują. Rozumiane są też „OK Lens” i polskie „hej lens” czy „okej lens”, bo telefon zapisuje to raz tak, raz tak. Możesz powiedzieć samą frazę i poczekać, aż asystent zacznie słuchać, albo od razu całe zdanie — </w:t>
       </w:r>
       <w:r>
         <w:rPr>
